--- a/MoU_NDA_Legal/SignedNDACelRevive.docx
+++ b/MoU_NDA_Legal/SignedNDACelRevive.docx
@@ -12,6 +12,8 @@
           <w:szCs w:val="152"/>
         </w:rPr>
       </w:pPr>
+      <w:bookmarkStart w:id="0" w:name="_GoBack"/>
+      <w:bookmarkEnd w:id="0"/>
     </w:p>
     <w:p>
       <w:pPr>
@@ -842,6 +844,22 @@
                 <w:lang w:eastAsia="en-AU"/>
               </w:rPr>
             </w:pPr>
+            <w:r>
+              <w:rPr>
+                <w:rFonts w:ascii="Calibri Light" w:eastAsia="Times New Roman" w:hAnsi="Calibri Light" w:cs="Calibri Light"/>
+                <w:color w:val="000000"/>
+                <w:lang w:eastAsia="en-AU"/>
+              </w:rPr>
+              <w:t>05/08</w:t>
+            </w:r>
+            <w:r>
+              <w:rPr>
+                <w:rFonts w:ascii="Calibri Light" w:eastAsia="Times New Roman" w:hAnsi="Calibri Light" w:cs="Calibri Light"/>
+                <w:color w:val="000000"/>
+                <w:lang w:eastAsia="en-AU"/>
+              </w:rPr>
+              <w:t>/2026</w:t>
+            </w:r>
           </w:p>
         </w:tc>
         <w:tc>
@@ -2374,12 +2392,12 @@
         <w:pStyle w:val="Heading1"/>
         <w:jc w:val="both"/>
       </w:pPr>
-      <w:bookmarkStart w:id="0" w:name="_Toc236762049"/>
+      <w:bookmarkStart w:id="1" w:name="_Toc236762049"/>
       <w:r>
         <w:lastRenderedPageBreak/>
         <w:t>Confidentiality and Non-Disclosure Agreement</w:t>
       </w:r>
-      <w:bookmarkEnd w:id="0"/>
+      <w:bookmarkEnd w:id="1"/>
     </w:p>
     <w:p>
       <w:pPr>
@@ -2466,7 +2484,7 @@
           <w:lang w:eastAsia="en-AU"/>
         </w:rPr>
       </w:pPr>
-      <w:bookmarkStart w:id="1" w:name="_Toc236762050"/>
+      <w:bookmarkStart w:id="2" w:name="_Toc236762050"/>
       <w:r>
         <w:rPr>
           <w:rFonts w:eastAsia="Times New Roman"/>
@@ -2474,7 +2492,7 @@
         </w:rPr>
         <w:t>Confidentiality Obligations</w:t>
       </w:r>
-      <w:bookmarkEnd w:id="1"/>
+      <w:bookmarkEnd w:id="2"/>
     </w:p>
     <w:p>
       <w:pPr>
@@ -2952,13 +2970,11 @@
                     <w:pStyle w:val="Heading1"/>
                     <w:jc w:val="both"/>
                   </w:pPr>
-                  <w:bookmarkStart w:id="2" w:name="_Toc236762051"/>
-                  <w:bookmarkStart w:id="3" w:name="_GoBack"/>
-                  <w:bookmarkEnd w:id="3"/>
+                  <w:bookmarkStart w:id="3" w:name="_Toc236762051"/>
                   <w:r>
                     <w:t>Anirban Chakrabarty</w:t>
                   </w:r>
-                  <w:bookmarkEnd w:id="2"/>
+                  <w:bookmarkEnd w:id="3"/>
                 </w:p>
                 <w:p>
                   <w:pPr>
@@ -6481,7 +6497,7 @@
     </w:p>
     <w:tbl>
       <w:tblPr>
-        <w:tblW w:w="0" w:type="dxa"/>
+        <w:tblW w:w="9026" w:type="dxa"/>
         <w:tblCellMar>
           <w:left w:w="0" w:type="dxa"/>
           <w:right w:w="0" w:type="dxa"/>
@@ -6489,15 +6505,15 @@
         <w:tblLook w:val="04A0" w:firstRow="1" w:lastRow="0" w:firstColumn="1" w:lastColumn="0" w:noHBand="0" w:noVBand="1"/>
       </w:tblPr>
       <w:tblGrid>
-        <w:gridCol w:w="6950"/>
-        <w:gridCol w:w="2066"/>
+        <w:gridCol w:w="6946"/>
+        <w:gridCol w:w="2070"/>
         <w:gridCol w:w="5"/>
         <w:gridCol w:w="5"/>
       </w:tblGrid>
       <w:tr>
         <w:tc>
           <w:tcPr>
-            <w:tcW w:w="7701" w:type="dxa"/>
+            <w:tcW w:w="6946" w:type="dxa"/>
             <w:noWrap/>
             <w:hideMark/>
           </w:tcPr>
@@ -6600,13 +6616,7 @@
                     <w:rPr>
                       <w:lang w:eastAsia="en-AU"/>
                     </w:rPr>
-                    <w:t>;</w:t>
-                  </w:r>
-                  <w:r>
-                    <w:rPr>
-                      <w:lang w:eastAsia="en-AU"/>
-                    </w:rPr>
-                    <w:t xml:space="preserve"> </w:t>
+                    <w:t xml:space="preserve">; </w:t>
                   </w:r>
                   <w:hyperlink r:id="rId31" w:history="1">
                     <w:r>
@@ -6672,12 +6682,154 @@
         <w:tc>
           <w:tcPr>
             <w:tcW w:w="0" w:type="auto"/>
+            <w:noWrap/>
+            <w:hideMark/>
+          </w:tcPr>
+          <w:p>
+            <w:pPr>
+              <w:rPr>
+                <w:sz w:val="20"/>
+                <w:szCs w:val="20"/>
+              </w:rPr>
+            </w:pPr>
+          </w:p>
+        </w:tc>
+      </w:tr>
+    </w:tbl>
+    <w:p>
+      <w:pPr>
+        <w:rPr>
+          <w:rFonts w:ascii="Helvetica" w:hAnsi="Helvetica" w:cs="Helvetica"/>
+          <w:color w:val="222222"/>
+          <w:sz w:val="27"/>
+          <w:szCs w:val="27"/>
+        </w:rPr>
+      </w:pPr>
+    </w:p>
+    <w:tbl>
+      <w:tblPr>
+        <w:tblW w:w="0" w:type="dxa"/>
+        <w:tblCellMar>
+          <w:left w:w="0" w:type="dxa"/>
+          <w:right w:w="0" w:type="dxa"/>
+        </w:tblCellMar>
+        <w:tblLook w:val="04A0" w:firstRow="1" w:lastRow="0" w:firstColumn="1" w:lastColumn="0" w:noHBand="0" w:noVBand="1"/>
+      </w:tblPr>
+      <w:tblGrid>
+        <w:gridCol w:w="6021"/>
+        <w:gridCol w:w="2995"/>
+        <w:gridCol w:w="5"/>
+        <w:gridCol w:w="5"/>
+      </w:tblGrid>
+      <w:tr>
+        <w:tc>
+          <w:tcPr>
+            <w:tcW w:w="6836" w:type="dxa"/>
+            <w:noWrap/>
+            <w:hideMark/>
+          </w:tcPr>
+          <w:tbl>
+            <w:tblPr>
+              <w:tblW w:w="6836" w:type="dxa"/>
+              <w:tblCellMar>
+                <w:left w:w="0" w:type="dxa"/>
+                <w:right w:w="0" w:type="dxa"/>
+              </w:tblCellMar>
+              <w:tblLook w:val="04A0" w:firstRow="1" w:lastRow="0" w:firstColumn="1" w:lastColumn="0" w:noHBand="0" w:noVBand="1"/>
+            </w:tblPr>
+            <w:tblGrid>
+              <w:gridCol w:w="6836"/>
+            </w:tblGrid>
+            <w:tr>
+              <w:tc>
+                <w:tcPr>
+                  <w:tcW w:w="0" w:type="auto"/>
+                  <w:vAlign w:val="center"/>
+                  <w:hideMark/>
+                </w:tcPr>
+                <w:p>
+                  <w:pPr>
+                    <w:pStyle w:val="Heading3"/>
+                    <w:spacing w:line="300" w:lineRule="atLeast"/>
+                    <w:rPr>
+                      <w:rFonts w:ascii="Helvetica" w:hAnsi="Helvetica" w:cs="Helvetica"/>
+                      <w:color w:val="5F6368"/>
+                    </w:rPr>
+                  </w:pPr>
+                  <w:r>
+                    <w:rPr>
+                      <w:rStyle w:val="gd"/>
+                      <w:rFonts w:ascii="Helvetica" w:hAnsi="Helvetica" w:cs="Helvetica"/>
+                      <w:color w:val="1F1F1F"/>
+                    </w:rPr>
+                    <w:t>Lindsay Tobin</w:t>
+                  </w:r>
+                </w:p>
+              </w:tc>
+            </w:tr>
+          </w:tbl>
+          <w:p>
+            <w:pPr>
+              <w:spacing w:line="300" w:lineRule="atLeast"/>
+              <w:rPr>
+                <w:rFonts w:ascii="Helvetica" w:hAnsi="Helvetica" w:cs="Helvetica"/>
+              </w:rPr>
+            </w:pPr>
+          </w:p>
+        </w:tc>
+        <w:tc>
+          <w:tcPr>
+            <w:tcW w:w="0" w:type="auto"/>
+            <w:noWrap/>
+            <w:hideMark/>
+          </w:tcPr>
+          <w:p>
+            <w:pPr>
+              <w:spacing w:line="240" w:lineRule="auto"/>
+              <w:jc w:val="right"/>
+              <w:rPr>
+                <w:rFonts w:ascii="Helvetica" w:hAnsi="Helvetica" w:cs="Helvetica"/>
+                <w:color w:val="222222"/>
+                <w:sz w:val="24"/>
+                <w:szCs w:val="24"/>
+              </w:rPr>
+            </w:pPr>
+            <w:r>
+              <w:rPr>
+                <w:rStyle w:val="g3"/>
+                <w:rFonts w:ascii="Helvetica" w:hAnsi="Helvetica" w:cs="Helvetica"/>
+                <w:color w:val="5E5E5E"/>
+              </w:rPr>
+              <w:t>Tue, Aug 4, 12:48 PM (3 days ago)</w:t>
+            </w:r>
+          </w:p>
+        </w:tc>
+        <w:tc>
+          <w:tcPr>
+            <w:tcW w:w="0" w:type="auto"/>
+            <w:noWrap/>
+            <w:hideMark/>
+          </w:tcPr>
+          <w:p>
+            <w:pPr>
+              <w:jc w:val="right"/>
+              <w:rPr>
+                <w:rFonts w:ascii="Helvetica" w:hAnsi="Helvetica" w:cs="Helvetica"/>
+                <w:color w:val="222222"/>
+              </w:rPr>
+            </w:pPr>
+          </w:p>
+        </w:tc>
+        <w:tc>
+          <w:tcPr>
+            <w:tcW w:w="0" w:type="auto"/>
             <w:vMerge w:val="restart"/>
             <w:noWrap/>
             <w:hideMark/>
           </w:tcPr>
           <w:p>
             <w:pPr>
+              <w:jc w:val="right"/>
               <w:rPr>
                 <w:sz w:val="20"/>
                 <w:szCs w:val="20"/>
@@ -6722,6 +6874,52 @@
                       <w:szCs w:val="24"/>
                     </w:rPr>
                   </w:pPr>
+                  <w:r>
+                    <w:rPr>
+                      <w:rStyle w:val="hb"/>
+                      <w:rFonts w:ascii="Helvetica" w:hAnsi="Helvetica" w:cs="Helvetica"/>
+                      <w:color w:val="5E5E5E"/>
+                    </w:rPr>
+                    <w:t>to </w:t>
+                  </w:r>
+                  <w:r>
+                    <w:rPr>
+                      <w:rStyle w:val="g2"/>
+                    </w:rPr>
+                    <w:t>Anirban</w:t>
+                  </w:r>
+                  <w:r>
+                    <w:rPr>
+                      <w:rStyle w:val="hb"/>
+                      <w:rFonts w:ascii="Helvetica" w:hAnsi="Helvetica" w:cs="Helvetica"/>
+                      <w:color w:val="5E5E5E"/>
+                    </w:rPr>
+                    <w:t>, </w:t>
+                  </w:r>
+                  <w:r>
+                    <w:rPr>
+                      <w:rStyle w:val="g2"/>
+                      <w:rFonts w:ascii="Helvetica" w:hAnsi="Helvetica" w:cs="Helvetica"/>
+                      <w:color w:val="5E5E5E"/>
+                    </w:rPr>
+                    <w:t>Theresa</w:t>
+                  </w:r>
+                  <w:r>
+                    <w:rPr>
+                      <w:rStyle w:val="hb"/>
+                      <w:rFonts w:ascii="Helvetica" w:hAnsi="Helvetica" w:cs="Helvetica"/>
+                      <w:color w:val="5E5E5E"/>
+                    </w:rPr>
+                    <w:t>, </w:t>
+                  </w:r>
+                  <w:r>
+                    <w:rPr>
+                      <w:rStyle w:val="g2"/>
+                      <w:rFonts w:ascii="Helvetica" w:hAnsi="Helvetica" w:cs="Helvetica"/>
+                      <w:color w:val="5E5E5E"/>
+                    </w:rPr>
+                    <w:t>Sayan</w:t>
+                  </w:r>
                 </w:p>
                 <w:p>
                   <w:pPr>
@@ -6735,9 +6933,9 @@
                     </w:rPr>
                     <w:drawing>
                       <wp:inline distT="0" distB="0" distL="0" distR="0">
-                        <wp:extent cx="8255" cy="8255"/>
+                        <wp:extent cx="5715" cy="5715"/>
                         <wp:effectExtent l="0" t="0" r="0" b="0"/>
-                        <wp:docPr id="11" name="Picture 11" descr="https://mail.google.com/mail/u/0/images/cleardot.gif"/>
+                        <wp:docPr id="17" name="Picture 17" descr="https://mail.google.com/mail/u/0/images/cleardot.gif"/>
                         <wp:cNvGraphicFramePr>
                           <a:graphicFrameLocks xmlns:a="http://schemas.openxmlformats.org/drawingml/2006/main" noChangeAspect="1"/>
                         </wp:cNvGraphicFramePr>
@@ -6745,7 +6943,7 @@
                           <a:graphicData uri="http://schemas.openxmlformats.org/drawingml/2006/picture">
                             <pic:pic xmlns:pic="http://schemas.openxmlformats.org/drawingml/2006/picture">
                               <pic:nvPicPr>
-                                <pic:cNvPr id="0" name="Picture 1" descr="https://mail.google.com/mail/u/0/images/cleardot.gif"/>
+                                <pic:cNvPr id="0" name="Picture 2" descr="https://mail.google.com/mail/u/0/images/cleardot.gif"/>
                                 <pic:cNvPicPr>
                                   <a:picLocks noChangeAspect="1" noChangeArrowheads="1"/>
                                 </pic:cNvPicPr>
@@ -6766,7 +6964,7 @@
                               <pic:spPr bwMode="auto">
                                 <a:xfrm>
                                   <a:off x="0" y="0"/>
-                                  <a:ext cx="8255" cy="8255"/>
+                                  <a:ext cx="5715" cy="5715"/>
                                 </a:xfrm>
                                 <a:prstGeom prst="rect">
                                   <a:avLst/>
@@ -6815,7 +7013,6 @@
     </w:tbl>
     <w:p>
       <w:pPr>
-        <w:shd w:val="clear" w:color="auto" w:fill="FFFFFF"/>
         <w:rPr>
           <w:rFonts w:ascii="Calibri" w:hAnsi="Calibri" w:cs="Calibri"/>
           <w:color w:val="000000"/>
@@ -6831,7 +7028,6 @@
     </w:p>
     <w:p>
       <w:pPr>
-        <w:shd w:val="clear" w:color="auto" w:fill="FFFFFF"/>
         <w:rPr>
           <w:rFonts w:ascii="Calibri" w:hAnsi="Calibri" w:cs="Calibri"/>
           <w:color w:val="000000"/>
@@ -6840,7 +7036,6 @@
     </w:p>
     <w:p>
       <w:pPr>
-        <w:shd w:val="clear" w:color="auto" w:fill="FFFFFF"/>
         <w:rPr>
           <w:rFonts w:ascii="Calibri" w:hAnsi="Calibri" w:cs="Calibri"/>
           <w:color w:val="000000"/>
@@ -6856,7 +7051,6 @@
     </w:p>
     <w:p>
       <w:pPr>
-        <w:shd w:val="clear" w:color="auto" w:fill="FFFFFF"/>
         <w:rPr>
           <w:rFonts w:ascii="Calibri" w:hAnsi="Calibri" w:cs="Calibri"/>
           <w:color w:val="000000"/>
@@ -6865,17 +7059,7 @@
     </w:p>
     <w:p>
       <w:pPr>
-        <w:shd w:val="clear" w:color="auto" w:fill="FFFFFF"/>
-        <w:rPr>
-          <w:rFonts w:ascii="Calibri" w:hAnsi="Calibri" w:cs="Calibri"/>
-          <w:color w:val="000000"/>
-        </w:rPr>
-      </w:pPr>
-    </w:p>
-    <w:p>
-      <w:pPr>
         <w:pStyle w:val="NormalWeb"/>
-        <w:shd w:val="clear" w:color="auto" w:fill="FFFFFF"/>
         <w:spacing w:before="0" w:beforeAutospacing="0" w:after="0" w:afterAutospacing="0"/>
         <w:rPr>
           <w:rFonts w:ascii="Calibri" w:hAnsi="Calibri" w:cs="Calibri"/>
@@ -6897,7 +7081,6 @@
     <w:p>
       <w:pPr>
         <w:pStyle w:val="NormalWeb"/>
-        <w:shd w:val="clear" w:color="auto" w:fill="FFFFFF"/>
         <w:spacing w:before="0" w:beforeAutospacing="0" w:after="0" w:afterAutospacing="0"/>
         <w:rPr>
           <w:rFonts w:ascii="Calibri" w:hAnsi="Calibri" w:cs="Calibri"/>
@@ -6919,7 +7102,6 @@
     <w:p>
       <w:pPr>
         <w:pStyle w:val="NormalWeb"/>
-        <w:shd w:val="clear" w:color="auto" w:fill="FFFFFF"/>
         <w:spacing w:before="0" w:beforeAutospacing="0" w:after="0" w:afterAutospacing="0"/>
         <w:rPr>
           <w:rFonts w:ascii="Calibri" w:hAnsi="Calibri" w:cs="Calibri"/>
@@ -6943,7 +7125,6 @@
     <w:p>
       <w:pPr>
         <w:pStyle w:val="NormalWeb"/>
-        <w:shd w:val="clear" w:color="auto" w:fill="FFFFFF"/>
         <w:spacing w:before="0" w:beforeAutospacing="0" w:after="0" w:afterAutospacing="0"/>
         <w:rPr>
           <w:rFonts w:ascii="Arial" w:hAnsi="Arial" w:cs="Arial"/>
@@ -6964,7 +7145,6 @@
     <w:p>
       <w:pPr>
         <w:pStyle w:val="NormalWeb"/>
-        <w:shd w:val="clear" w:color="auto" w:fill="FFFFFF"/>
         <w:spacing w:before="0" w:beforeAutospacing="0" w:after="0" w:afterAutospacing="0"/>
         <w:rPr>
           <w:rFonts w:ascii="Arial" w:hAnsi="Arial" w:cs="Arial"/>
@@ -7017,7 +7197,934 @@
         <w:t>  </w:t>
       </w:r>
       <w:proofErr w:type="gramEnd"/>
-      <w:hyperlink r:id="rId33" w:tgtFrame="_blank" w:tooltip="http://www.effiderma.com/" w:history="1">
+      <w:r>
+        <w:rPr>
+          <w:rStyle w:val="Hyperlink"/>
+          <w:rFonts w:ascii="Arial" w:hAnsi="Arial" w:cs="Arial"/>
+          <w:color w:val="467886"/>
+          <w:shd w:val="clear" w:color="auto" w:fill="FFFFFF"/>
+        </w:rPr>
+        <w:fldChar w:fldCharType="begin"/>
+      </w:r>
+      <w:r>
+        <w:rPr>
+          <w:rStyle w:val="Hyperlink"/>
+          <w:rFonts w:ascii="Arial" w:hAnsi="Arial" w:cs="Arial"/>
+          <w:color w:val="467886"/>
+          <w:shd w:val="clear" w:color="auto" w:fill="FFFFFF"/>
+        </w:rPr>
+        <w:instrText xml:space="preserve"> HYPERLINK "http://www.effiderma.com/" \t "_blank" \o "http://www.effiderma.com/" </w:instrText>
+      </w:r>
+      <w:r>
+        <w:rPr>
+          <w:rStyle w:val="Hyperlink"/>
+          <w:rFonts w:ascii="Arial" w:hAnsi="Arial" w:cs="Arial"/>
+          <w:color w:val="467886"/>
+          <w:shd w:val="clear" w:color="auto" w:fill="FFFFFF"/>
+        </w:rPr>
+        <w:fldChar w:fldCharType="separate"/>
+      </w:r>
+      <w:r>
+        <w:rPr>
+          <w:rStyle w:val="Hyperlink"/>
+          <w:rFonts w:ascii="Arial" w:hAnsi="Arial" w:cs="Arial"/>
+          <w:color w:val="467886"/>
+          <w:shd w:val="clear" w:color="auto" w:fill="FFFFFF"/>
+        </w:rPr>
+        <w:t>www.effiderma.com</w:t>
+      </w:r>
+      <w:r>
+        <w:rPr>
+          <w:rStyle w:val="Hyperlink"/>
+          <w:rFonts w:ascii="Arial" w:hAnsi="Arial" w:cs="Arial"/>
+          <w:color w:val="467886"/>
+          <w:shd w:val="clear" w:color="auto" w:fill="FFFFFF"/>
+        </w:rPr>
+        <w:fldChar w:fldCharType="end"/>
+      </w:r>
+    </w:p>
+    <w:p>
+      <w:pPr>
+        <w:pStyle w:val="NormalWeb"/>
+        <w:shd w:val="clear" w:color="auto" w:fill="FFFFFF"/>
+        <w:spacing w:before="0" w:beforeAutospacing="0" w:after="0" w:afterAutospacing="0"/>
+        <w:rPr>
+          <w:rFonts w:ascii="Arial" w:hAnsi="Arial" w:cs="Arial"/>
+          <w:color w:val="222222"/>
+        </w:rPr>
+      </w:pPr>
+      <w:r>
+        <w:rPr>
+          <w:rFonts w:ascii="Calibri" w:hAnsi="Calibri" w:cs="Calibri"/>
+          <w:color w:val="222222"/>
+          <w:sz w:val="22"/>
+          <w:szCs w:val="22"/>
+        </w:rPr>
+        <w:t>Effiderma Pty Ltd | ABN 34 669 833 587</w:t>
+      </w:r>
+      <w:r>
+        <w:rPr>
+          <w:rFonts w:ascii="Arial" w:hAnsi="Arial" w:cs="Arial"/>
+          <w:color w:val="000000"/>
+        </w:rPr>
+        <w:t> </w:t>
+      </w:r>
+    </w:p>
+    <w:p>
+      <w:pPr>
+        <w:rPr>
+          <w:rFonts w:ascii="Arial" w:hAnsi="Arial" w:cs="Arial"/>
+          <w:color w:val="222222"/>
+          <w:sz w:val="24"/>
+          <w:szCs w:val="24"/>
+        </w:rPr>
+      </w:pPr>
+      <w:r>
+        <w:rPr>
+          <w:rFonts w:ascii="Arial" w:hAnsi="Arial" w:cs="Arial"/>
+          <w:color w:val="222222"/>
+        </w:rPr>
+        <w:pict>
+          <v:rect id="_x0000_i1025" style="width:585.05pt;height:1.5pt" o:hrpct="0" o:hralign="center" o:hrstd="t" o:hr="t" fillcolor="#a0a0a0" stroked="f"/>
+        </w:pict>
+      </w:r>
+    </w:p>
+    <w:p>
+      <w:pPr>
+        <w:rPr>
+          <w:rFonts w:ascii="Arial" w:hAnsi="Arial" w:cs="Arial"/>
+          <w:color w:val="222222"/>
+        </w:rPr>
+      </w:pPr>
+      <w:r>
+        <w:rPr>
+          <w:rFonts w:ascii="Calibri" w:hAnsi="Calibri" w:cs="Calibri"/>
+          <w:b/>
+          <w:bCs/>
+          <w:color w:val="000000"/>
+        </w:rPr>
+        <w:t>From:</w:t>
+      </w:r>
+      <w:r>
+        <w:rPr>
+          <w:rFonts w:ascii="Calibri" w:hAnsi="Calibri" w:cs="Calibri"/>
+          <w:color w:val="000000"/>
+        </w:rPr>
+        <w:t> Anirban Chakrabarty &lt;</w:t>
+      </w:r>
+      <w:hyperlink r:id="rId33" w:tgtFrame="_blank" w:history="1">
+        <w:r>
+          <w:rPr>
+            <w:rStyle w:val="Hyperlink"/>
+            <w:rFonts w:ascii="Calibri" w:hAnsi="Calibri" w:cs="Calibri"/>
+            <w:color w:val="1155CC"/>
+          </w:rPr>
+          <w:t>anirban@anodiam.com</w:t>
+        </w:r>
+      </w:hyperlink>
+      <w:r>
+        <w:rPr>
+          <w:rFonts w:ascii="Calibri" w:hAnsi="Calibri" w:cs="Calibri"/>
+          <w:color w:val="000000"/>
+        </w:rPr>
+        <w:t>&gt;</w:t>
+      </w:r>
+      <w:r>
+        <w:rPr>
+          <w:rFonts w:ascii="Calibri" w:hAnsi="Calibri" w:cs="Calibri"/>
+          <w:color w:val="000000"/>
+        </w:rPr>
+        <w:br/>
+      </w:r>
+      <w:r>
+        <w:rPr>
+          <w:rFonts w:ascii="Calibri" w:hAnsi="Calibri" w:cs="Calibri"/>
+          <w:b/>
+          <w:bCs/>
+          <w:color w:val="000000"/>
+        </w:rPr>
+        <w:t>Sent:</w:t>
+      </w:r>
+      <w:r>
+        <w:rPr>
+          <w:rFonts w:ascii="Calibri" w:hAnsi="Calibri" w:cs="Calibri"/>
+          <w:color w:val="000000"/>
+        </w:rPr>
+        <w:t> Tuesday, August 4, 2026 12:46 PM</w:t>
+      </w:r>
+      <w:r>
+        <w:rPr>
+          <w:rFonts w:ascii="Calibri" w:hAnsi="Calibri" w:cs="Calibri"/>
+          <w:color w:val="000000"/>
+        </w:rPr>
+        <w:br/>
+      </w:r>
+      <w:r>
+        <w:rPr>
+          <w:rFonts w:ascii="Calibri" w:hAnsi="Calibri" w:cs="Calibri"/>
+          <w:b/>
+          <w:bCs/>
+          <w:color w:val="000000"/>
+        </w:rPr>
+        <w:t>To:</w:t>
+      </w:r>
+      <w:r>
+        <w:rPr>
+          <w:rFonts w:ascii="Calibri" w:hAnsi="Calibri" w:cs="Calibri"/>
+          <w:color w:val="000000"/>
+        </w:rPr>
+        <w:t> Theresa Tobin &lt;</w:t>
+      </w:r>
+      <w:hyperlink r:id="rId34" w:tgtFrame="_blank" w:history="1">
+        <w:r>
+          <w:rPr>
+            <w:rStyle w:val="Hyperlink"/>
+            <w:rFonts w:ascii="Calibri" w:hAnsi="Calibri" w:cs="Calibri"/>
+            <w:color w:val="1155CC"/>
+          </w:rPr>
+          <w:t>theresa.tobin@effiderma.com</w:t>
+        </w:r>
+      </w:hyperlink>
+      <w:r>
+        <w:rPr>
+          <w:rFonts w:ascii="Calibri" w:hAnsi="Calibri" w:cs="Calibri"/>
+          <w:color w:val="000000"/>
+        </w:rPr>
+        <w:t>&gt;; Lindsay Tobin &lt;</w:t>
+      </w:r>
+      <w:hyperlink r:id="rId35" w:tgtFrame="_blank" w:history="1">
+        <w:r>
+          <w:rPr>
+            <w:rStyle w:val="Hyperlink"/>
+            <w:rFonts w:ascii="Calibri" w:hAnsi="Calibri" w:cs="Calibri"/>
+            <w:color w:val="1155CC"/>
+          </w:rPr>
+          <w:t>Lindsay.Tobin@effiderma.com</w:t>
+        </w:r>
+      </w:hyperlink>
+      <w:r>
+        <w:rPr>
+          <w:rFonts w:ascii="Calibri" w:hAnsi="Calibri" w:cs="Calibri"/>
+          <w:color w:val="000000"/>
+        </w:rPr>
+        <w:t>&gt;</w:t>
+      </w:r>
+      <w:r>
+        <w:rPr>
+          <w:rFonts w:ascii="Calibri" w:hAnsi="Calibri" w:cs="Calibri"/>
+          <w:color w:val="000000"/>
+        </w:rPr>
+        <w:br/>
+      </w:r>
+      <w:r>
+        <w:rPr>
+          <w:rFonts w:ascii="Calibri" w:hAnsi="Calibri" w:cs="Calibri"/>
+          <w:b/>
+          <w:bCs/>
+          <w:color w:val="000000"/>
+        </w:rPr>
+        <w:t>Cc:</w:t>
+      </w:r>
+      <w:r>
+        <w:rPr>
+          <w:rFonts w:ascii="Calibri" w:hAnsi="Calibri" w:cs="Calibri"/>
+          <w:color w:val="000000"/>
+        </w:rPr>
+        <w:t> Sayan Basak &lt;</w:t>
+      </w:r>
+      <w:hyperlink r:id="rId36" w:tgtFrame="_blank" w:history="1">
+        <w:r>
+          <w:rPr>
+            <w:rStyle w:val="Hyperlink"/>
+            <w:rFonts w:ascii="Calibri" w:hAnsi="Calibri" w:cs="Calibri"/>
+            <w:color w:val="1155CC"/>
+          </w:rPr>
+          <w:t>sayan@anodiam.com</w:t>
+        </w:r>
+      </w:hyperlink>
+      <w:r>
+        <w:rPr>
+          <w:rFonts w:ascii="Calibri" w:hAnsi="Calibri" w:cs="Calibri"/>
+          <w:color w:val="000000"/>
+        </w:rPr>
+        <w:t>&gt;</w:t>
+      </w:r>
+      <w:r>
+        <w:rPr>
+          <w:rFonts w:ascii="Calibri" w:hAnsi="Calibri" w:cs="Calibri"/>
+          <w:color w:val="000000"/>
+        </w:rPr>
+        <w:br/>
+      </w:r>
+      <w:r>
+        <w:rPr>
+          <w:rFonts w:ascii="Calibri" w:hAnsi="Calibri" w:cs="Calibri"/>
+          <w:b/>
+          <w:bCs/>
+          <w:color w:val="000000"/>
+        </w:rPr>
+        <w:t>Subject:</w:t>
+      </w:r>
+      <w:r>
+        <w:rPr>
+          <w:rFonts w:ascii="Calibri" w:hAnsi="Calibri" w:cs="Calibri"/>
+          <w:color w:val="000000"/>
+        </w:rPr>
+        <w:t> Re: CelRevive Confidentiality &amp; Non-Disclosure Agreement (NDA)</w:t>
+      </w:r>
+    </w:p>
+    <w:p>
+      <w:pPr>
+        <w:pStyle w:val="NormalWeb"/>
+        <w:rPr>
+          <w:rFonts w:ascii="Arial" w:hAnsi="Arial" w:cs="Arial"/>
+          <w:color w:val="222222"/>
+        </w:rPr>
+      </w:pPr>
+      <w:r>
+        <w:rPr>
+          <w:rFonts w:ascii="Arial" w:hAnsi="Arial" w:cs="Arial"/>
+          <w:color w:val="222222"/>
+        </w:rPr>
+        <w:t>Thanks, Lindsay.</w:t>
+      </w:r>
+    </w:p>
+    <w:p>
+      <w:pPr>
+        <w:pStyle w:val="NormalWeb"/>
+        <w:rPr>
+          <w:rFonts w:ascii="Arial" w:hAnsi="Arial" w:cs="Arial"/>
+          <w:color w:val="222222"/>
+        </w:rPr>
+      </w:pPr>
+      <w:r>
+        <w:rPr>
+          <w:rFonts w:ascii="Arial" w:hAnsi="Arial" w:cs="Arial"/>
+          <w:color w:val="222222"/>
+        </w:rPr>
+        <w:t>Just to confirm, may we treat your email as </w:t>
+      </w:r>
+      <w:r>
+        <w:rPr>
+          <w:rFonts w:ascii="Arial" w:hAnsi="Arial" w:cs="Arial"/>
+          <w:b/>
+          <w:bCs/>
+          <w:color w:val="222222"/>
+        </w:rPr>
+        <w:t>approval</w:t>
+      </w:r>
+      <w:r>
+        <w:rPr>
+          <w:rFonts w:ascii="Arial" w:hAnsi="Arial" w:cs="Arial"/>
+          <w:color w:val="222222"/>
+        </w:rPr>
+        <w:t> of the signed Confidentiality and Non-Disclosure Agreement?</w:t>
+      </w:r>
+    </w:p>
+    <w:p>
+      <w:pPr>
+        <w:pStyle w:val="NormalWeb"/>
+        <w:spacing w:before="0" w:beforeAutospacing="0" w:after="120" w:afterAutospacing="0"/>
+        <w:rPr>
+          <w:rFonts w:ascii="Arial" w:hAnsi="Arial" w:cs="Arial"/>
+          <w:color w:val="222222"/>
+        </w:rPr>
+      </w:pPr>
+      <w:r>
+        <w:rPr>
+          <w:rFonts w:ascii="Verdana" w:hAnsi="Verdana" w:cs="Arial"/>
+          <w:color w:val="444444"/>
+        </w:rPr>
+        <w:t>Regards,</w:t>
+      </w:r>
+    </w:p>
+    <w:p>
+      <w:pPr>
+        <w:pStyle w:val="NormalWeb"/>
+        <w:spacing w:before="0" w:beforeAutospacing="0" w:after="120" w:afterAutospacing="0"/>
+        <w:rPr>
+          <w:rFonts w:ascii="Arial" w:hAnsi="Arial" w:cs="Arial"/>
+          <w:color w:val="222222"/>
+        </w:rPr>
+      </w:pPr>
+      <w:r>
+        <w:rPr>
+          <w:rFonts w:ascii="Verdana" w:hAnsi="Verdana" w:cs="Arial"/>
+          <w:b/>
+          <w:bCs/>
+          <w:color w:val="444444"/>
+        </w:rPr>
+        <w:t>Anirban Chakrabarty</w:t>
+      </w:r>
+      <w:r>
+        <w:rPr>
+          <w:rFonts w:ascii="Verdana" w:hAnsi="Verdana" w:cs="Arial"/>
+          <w:color w:val="444444"/>
+          <w:sz w:val="27"/>
+          <w:szCs w:val="27"/>
+        </w:rPr>
+        <w:t> </w:t>
+      </w:r>
+    </w:p>
+    <w:p>
+      <w:pPr>
+        <w:pStyle w:val="NormalWeb"/>
+        <w:spacing w:before="0" w:beforeAutospacing="0" w:after="120" w:afterAutospacing="0"/>
+        <w:rPr>
+          <w:rFonts w:ascii="Arial" w:hAnsi="Arial" w:cs="Arial"/>
+          <w:color w:val="222222"/>
+        </w:rPr>
+      </w:pPr>
+      <w:r>
+        <w:rPr>
+          <w:rFonts w:ascii="Verdana" w:hAnsi="Verdana" w:cs="Arial"/>
+          <w:color w:val="444444"/>
+        </w:rPr>
+        <w:t>Founder, </w:t>
+      </w:r>
+      <w:r>
+        <w:rPr>
+          <w:rFonts w:ascii="Verdana" w:hAnsi="Verdana" w:cs="Arial"/>
+          <w:b/>
+          <w:bCs/>
+          <w:color w:val="444444"/>
+        </w:rPr>
+        <w:t>Anodiam</w:t>
+      </w:r>
+    </w:p>
+    <w:p>
+      <w:pPr>
+        <w:pStyle w:val="NormalWeb"/>
+        <w:spacing w:before="0" w:beforeAutospacing="0" w:after="120" w:afterAutospacing="0"/>
+        <w:rPr>
+          <w:rFonts w:ascii="Arial" w:hAnsi="Arial" w:cs="Arial"/>
+          <w:color w:val="222222"/>
+        </w:rPr>
+      </w:pPr>
+      <w:r>
+        <w:rPr>
+          <w:rFonts w:ascii="Verdana" w:hAnsi="Verdana" w:cs="Arial"/>
+          <w:color w:val="444444"/>
+        </w:rPr>
+        <w:t>+61 470 142 229</w:t>
+      </w:r>
+    </w:p>
+    <w:p>
+      <w:pPr>
+        <w:pStyle w:val="NormalWeb"/>
+        <w:spacing w:before="0" w:beforeAutospacing="0" w:after="120" w:afterAutospacing="0" w:line="293" w:lineRule="atLeast"/>
+        <w:rPr>
+          <w:rFonts w:ascii="Arial" w:hAnsi="Arial" w:cs="Arial"/>
+          <w:color w:val="222222"/>
+        </w:rPr>
+      </w:pPr>
+      <w:r>
+        <w:rPr>
+          <w:rFonts w:ascii="Verdana" w:hAnsi="Verdana" w:cs="Arial"/>
+          <w:color w:val="444444"/>
+        </w:rPr>
+        <w:t>8/71 Wolseley St, Bexley, Au 2207</w:t>
+      </w:r>
+    </w:p>
+    <w:p>
+      <w:pPr>
+        <w:rPr>
+          <w:rFonts w:ascii="Arial" w:hAnsi="Arial" w:cs="Arial"/>
+          <w:color w:val="222222"/>
+          <w:sz w:val="24"/>
+          <w:szCs w:val="24"/>
+        </w:rPr>
+      </w:pPr>
+      <w:r>
+        <w:rPr>
+          <w:rFonts w:ascii="Arial" w:hAnsi="Arial" w:cs="Arial"/>
+          <w:color w:val="222222"/>
+        </w:rPr>
+        <w:pict>
+          <v:rect id="_x0000_i1026" style="width:585.05pt;height:1.5pt" o:hrpct="0" o:hralign="center" o:hrstd="t" o:hr="t" fillcolor="#a0a0a0" stroked="f"/>
+        </w:pict>
+      </w:r>
+    </w:p>
+    <w:tbl>
+      <w:tblPr>
+        <w:tblW w:w="9026" w:type="dxa"/>
+        <w:tblCellMar>
+          <w:left w:w="0" w:type="dxa"/>
+          <w:right w:w="0" w:type="dxa"/>
+        </w:tblCellMar>
+        <w:tblLook w:val="04A0" w:firstRow="1" w:lastRow="0" w:firstColumn="1" w:lastColumn="0" w:noHBand="0" w:noVBand="1"/>
+      </w:tblPr>
+      <w:tblGrid>
+        <w:gridCol w:w="5954"/>
+        <w:gridCol w:w="3062"/>
+        <w:gridCol w:w="5"/>
+        <w:gridCol w:w="5"/>
+      </w:tblGrid>
+      <w:tr>
+        <w:tc>
+          <w:tcPr>
+            <w:tcW w:w="5959" w:type="dxa"/>
+            <w:noWrap/>
+            <w:hideMark/>
+          </w:tcPr>
+          <w:tbl>
+            <w:tblPr>
+              <w:tblW w:w="6769" w:type="dxa"/>
+              <w:tblCellMar>
+                <w:left w:w="0" w:type="dxa"/>
+                <w:right w:w="0" w:type="dxa"/>
+              </w:tblCellMar>
+              <w:tblLook w:val="04A0" w:firstRow="1" w:lastRow="0" w:firstColumn="1" w:lastColumn="0" w:noHBand="0" w:noVBand="1"/>
+            </w:tblPr>
+            <w:tblGrid>
+              <w:gridCol w:w="6769"/>
+            </w:tblGrid>
+            <w:tr>
+              <w:tc>
+                <w:tcPr>
+                  <w:tcW w:w="0" w:type="auto"/>
+                  <w:vAlign w:val="center"/>
+                  <w:hideMark/>
+                </w:tcPr>
+                <w:p>
+                  <w:pPr>
+                    <w:pStyle w:val="Heading3"/>
+                    <w:spacing w:line="300" w:lineRule="atLeast"/>
+                    <w:rPr>
+                      <w:rFonts w:ascii="Helvetica" w:hAnsi="Helvetica" w:cs="Helvetica"/>
+                      <w:color w:val="5F6368"/>
+                    </w:rPr>
+                  </w:pPr>
+                  <w:r>
+                    <w:rPr>
+                      <w:rStyle w:val="gd"/>
+                      <w:rFonts w:ascii="Helvetica" w:hAnsi="Helvetica" w:cs="Helvetica"/>
+                      <w:color w:val="1F1F1F"/>
+                    </w:rPr>
+                    <w:lastRenderedPageBreak/>
+                    <w:t>Lindsay Tobin</w:t>
+                  </w:r>
+                </w:p>
+              </w:tc>
+            </w:tr>
+          </w:tbl>
+          <w:p>
+            <w:pPr>
+              <w:spacing w:line="300" w:lineRule="atLeast"/>
+              <w:rPr>
+                <w:rFonts w:ascii="Helvetica" w:hAnsi="Helvetica" w:cs="Helvetica"/>
+              </w:rPr>
+            </w:pPr>
+          </w:p>
+        </w:tc>
+        <w:tc>
+          <w:tcPr>
+            <w:tcW w:w="0" w:type="auto"/>
+            <w:noWrap/>
+            <w:hideMark/>
+          </w:tcPr>
+          <w:p>
+            <w:pPr>
+              <w:spacing w:line="240" w:lineRule="auto"/>
+              <w:jc w:val="right"/>
+              <w:rPr>
+                <w:rFonts w:ascii="Helvetica" w:hAnsi="Helvetica" w:cs="Helvetica"/>
+                <w:color w:val="222222"/>
+                <w:sz w:val="24"/>
+                <w:szCs w:val="24"/>
+              </w:rPr>
+            </w:pPr>
+            <w:r>
+              <w:rPr>
+                <w:rStyle w:val="g3"/>
+                <w:rFonts w:ascii="Helvetica" w:hAnsi="Helvetica" w:cs="Helvetica"/>
+                <w:color w:val="5E5E5E"/>
+              </w:rPr>
+              <w:t>Wed, Aug 5, 10:12 AM (2 days ago)</w:t>
+            </w:r>
+          </w:p>
+        </w:tc>
+        <w:tc>
+          <w:tcPr>
+            <w:tcW w:w="0" w:type="auto"/>
+            <w:noWrap/>
+            <w:hideMark/>
+          </w:tcPr>
+          <w:p>
+            <w:pPr>
+              <w:jc w:val="right"/>
+              <w:rPr>
+                <w:rFonts w:ascii="Helvetica" w:hAnsi="Helvetica" w:cs="Helvetica"/>
+                <w:color w:val="222222"/>
+              </w:rPr>
+            </w:pPr>
+          </w:p>
+        </w:tc>
+        <w:tc>
+          <w:tcPr>
+            <w:tcW w:w="0" w:type="auto"/>
+            <w:vMerge w:val="restart"/>
+            <w:noWrap/>
+            <w:hideMark/>
+          </w:tcPr>
+          <w:p>
+            <w:pPr>
+              <w:jc w:val="right"/>
+              <w:rPr>
+                <w:sz w:val="20"/>
+                <w:szCs w:val="20"/>
+              </w:rPr>
+            </w:pPr>
+          </w:p>
+        </w:tc>
+      </w:tr>
+      <w:tr>
+        <w:tc>
+          <w:tcPr>
+            <w:tcW w:w="0" w:type="auto"/>
+            <w:gridSpan w:val="3"/>
+            <w:vAlign w:val="center"/>
+            <w:hideMark/>
+          </w:tcPr>
+          <w:tbl>
+            <w:tblPr>
+              <w:tblW w:w="11940" w:type="dxa"/>
+              <w:tblCellMar>
+                <w:left w:w="0" w:type="dxa"/>
+                <w:right w:w="0" w:type="dxa"/>
+              </w:tblCellMar>
+              <w:tblLook w:val="04A0" w:firstRow="1" w:lastRow="0" w:firstColumn="1" w:lastColumn="0" w:noHBand="0" w:noVBand="1"/>
+            </w:tblPr>
+            <w:tblGrid>
+              <w:gridCol w:w="11940"/>
+            </w:tblGrid>
+            <w:tr>
+              <w:tc>
+                <w:tcPr>
+                  <w:tcW w:w="0" w:type="auto"/>
+                  <w:noWrap/>
+                  <w:vAlign w:val="center"/>
+                  <w:hideMark/>
+                </w:tcPr>
+                <w:p>
+                  <w:pPr>
+                    <w:spacing w:after="0" w:line="300" w:lineRule="atLeast"/>
+                    <w:rPr>
+                      <w:sz w:val="24"/>
+                      <w:szCs w:val="24"/>
+                    </w:rPr>
+                  </w:pPr>
+                  <w:r>
+                    <w:rPr>
+                      <w:rStyle w:val="hb"/>
+                      <w:rFonts w:ascii="Helvetica" w:hAnsi="Helvetica" w:cs="Helvetica"/>
+                      <w:color w:val="5E5E5E"/>
+                    </w:rPr>
+                    <w:t>To Anirban, </w:t>
+                  </w:r>
+                  <w:r>
+                    <w:rPr>
+                      <w:rStyle w:val="g2"/>
+                      <w:rFonts w:ascii="Helvetica" w:hAnsi="Helvetica" w:cs="Helvetica"/>
+                      <w:color w:val="5E5E5E"/>
+                    </w:rPr>
+                    <w:t>Theresa</w:t>
+                  </w:r>
+                  <w:r>
+                    <w:rPr>
+                      <w:rStyle w:val="hb"/>
+                      <w:rFonts w:ascii="Helvetica" w:hAnsi="Helvetica" w:cs="Helvetica"/>
+                      <w:color w:val="5E5E5E"/>
+                    </w:rPr>
+                    <w:t>, </w:t>
+                  </w:r>
+                  <w:r>
+                    <w:rPr>
+                      <w:rStyle w:val="g2"/>
+                      <w:rFonts w:ascii="Helvetica" w:hAnsi="Helvetica" w:cs="Helvetica"/>
+                      <w:color w:val="5E5E5E"/>
+                    </w:rPr>
+                    <w:t>Sayan</w:t>
+                  </w:r>
+                </w:p>
+                <w:p>
+                  <w:pPr>
+                    <w:spacing w:after="0" w:line="300" w:lineRule="atLeast"/>
+                    <w:textAlignment w:val="top"/>
+                  </w:pPr>
+                  <w:r>
+                    <w:rPr>
+                      <w:noProof/>
+                      <w:lang w:eastAsia="en-AU"/>
+                    </w:rPr>
+                    <w:drawing>
+                      <wp:inline distT="0" distB="0" distL="0" distR="0">
+                        <wp:extent cx="5715" cy="5715"/>
+                        <wp:effectExtent l="0" t="0" r="0" b="0"/>
+                        <wp:docPr id="12" name="Picture 12" descr="https://mail.google.com/mail/u/0/images/cleardot.gif"/>
+                        <wp:cNvGraphicFramePr>
+                          <a:graphicFrameLocks xmlns:a="http://schemas.openxmlformats.org/drawingml/2006/main" noChangeAspect="1"/>
+                        </wp:cNvGraphicFramePr>
+                        <a:graphic xmlns:a="http://schemas.openxmlformats.org/drawingml/2006/main">
+                          <a:graphicData uri="http://schemas.openxmlformats.org/drawingml/2006/picture">
+                            <pic:pic xmlns:pic="http://schemas.openxmlformats.org/drawingml/2006/picture">
+                              <pic:nvPicPr>
+                                <pic:cNvPr id="0" name="Picture 8" descr="https://mail.google.com/mail/u/0/images/cleardot.gif"/>
+                                <pic:cNvPicPr>
+                                  <a:picLocks noChangeAspect="1" noChangeArrowheads="1"/>
+                                </pic:cNvPicPr>
+                              </pic:nvPicPr>
+                              <pic:blipFill>
+                                <a:blip r:embed="rId12">
+                                  <a:extLst>
+                                    <a:ext uri="{28A0092B-C50C-407E-A947-70E740481C1C}">
+                                      <a14:useLocalDpi xmlns:a14="http://schemas.microsoft.com/office/drawing/2010/main" val="0"/>
+                                    </a:ext>
+                                  </a:extLst>
+                                </a:blip>
+                                <a:srcRect/>
+                                <a:stretch>
+                                  <a:fillRect/>
+                                </a:stretch>
+                              </pic:blipFill>
+                              <pic:spPr bwMode="auto">
+                                <a:xfrm>
+                                  <a:off x="0" y="0"/>
+                                  <a:ext cx="5715" cy="5715"/>
+                                </a:xfrm>
+                                <a:prstGeom prst="rect">
+                                  <a:avLst/>
+                                </a:prstGeom>
+                                <a:noFill/>
+                                <a:ln>
+                                  <a:noFill/>
+                                </a:ln>
+                              </pic:spPr>
+                            </pic:pic>
+                          </a:graphicData>
+                        </a:graphic>
+                      </wp:inline>
+                    </w:drawing>
+                  </w:r>
+                </w:p>
+              </w:tc>
+            </w:tr>
+          </w:tbl>
+          <w:p>
+            <w:pPr>
+              <w:spacing w:after="0" w:line="240" w:lineRule="auto"/>
+              <w:rPr>
+                <w:rFonts w:ascii="Helvetica" w:hAnsi="Helvetica" w:cs="Helvetica"/>
+              </w:rPr>
+            </w:pPr>
+          </w:p>
+        </w:tc>
+        <w:tc>
+          <w:tcPr>
+            <w:tcW w:w="0" w:type="auto"/>
+            <w:vMerge/>
+            <w:vAlign w:val="center"/>
+            <w:hideMark/>
+          </w:tcPr>
+          <w:p>
+            <w:pPr>
+              <w:spacing w:after="0"/>
+              <w:rPr>
+                <w:sz w:val="20"/>
+                <w:szCs w:val="20"/>
+              </w:rPr>
+            </w:pPr>
+          </w:p>
+        </w:tc>
+      </w:tr>
+    </w:tbl>
+    <w:p>
+      <w:pPr>
+        <w:rPr>
+          <w:rFonts w:ascii="Calibri" w:hAnsi="Calibri" w:cs="Calibri"/>
+          <w:color w:val="000000"/>
+        </w:rPr>
+      </w:pPr>
+      <w:r>
+        <w:rPr>
+          <w:rFonts w:ascii="Calibri" w:hAnsi="Calibri" w:cs="Calibri"/>
+          <w:color w:val="000000"/>
+        </w:rPr>
+        <w:t>Hi Anirban,</w:t>
+      </w:r>
+    </w:p>
+    <w:p>
+      <w:pPr>
+        <w:rPr>
+          <w:rFonts w:ascii="Calibri" w:hAnsi="Calibri" w:cs="Calibri"/>
+          <w:color w:val="000000"/>
+        </w:rPr>
+      </w:pPr>
+    </w:p>
+    <w:p>
+      <w:pPr>
+        <w:rPr>
+          <w:rFonts w:ascii="Calibri" w:hAnsi="Calibri" w:cs="Calibri"/>
+          <w:color w:val="000000"/>
+        </w:rPr>
+      </w:pPr>
+      <w:r>
+        <w:rPr>
+          <w:rFonts w:ascii="Calibri" w:hAnsi="Calibri" w:cs="Calibri"/>
+          <w:color w:val="000000"/>
+        </w:rPr>
+        <w:t>Yes please do.</w:t>
+      </w:r>
+    </w:p>
+    <w:p>
+      <w:pPr>
+        <w:rPr>
+          <w:rFonts w:ascii="Calibri" w:hAnsi="Calibri" w:cs="Calibri"/>
+          <w:color w:val="000000"/>
+        </w:rPr>
+      </w:pPr>
+    </w:p>
+    <w:p>
+      <w:pPr>
+        <w:pStyle w:val="NormalWeb"/>
+        <w:spacing w:before="0" w:beforeAutospacing="0" w:after="0" w:afterAutospacing="0"/>
+        <w:rPr>
+          <w:rFonts w:ascii="Calibri" w:hAnsi="Calibri" w:cs="Calibri"/>
+          <w:color w:val="222222"/>
+          <w:sz w:val="22"/>
+          <w:szCs w:val="22"/>
+        </w:rPr>
+      </w:pPr>
+      <w:r>
+        <w:rPr>
+          <w:rFonts w:ascii="Calibri" w:hAnsi="Calibri" w:cs="Calibri"/>
+          <w:color w:val="222222"/>
+          <w:sz w:val="22"/>
+          <w:szCs w:val="22"/>
+        </w:rPr>
+        <w:t>Best regards,</w:t>
+      </w:r>
+    </w:p>
+    <w:p>
+      <w:pPr>
+        <w:pStyle w:val="NormalWeb"/>
+        <w:spacing w:before="0" w:beforeAutospacing="0" w:after="0" w:afterAutospacing="0"/>
+        <w:rPr>
+          <w:rFonts w:ascii="Calibri" w:hAnsi="Calibri" w:cs="Calibri"/>
+          <w:color w:val="222222"/>
+          <w:sz w:val="22"/>
+          <w:szCs w:val="22"/>
+        </w:rPr>
+      </w:pPr>
+      <w:r>
+        <w:rPr>
+          <w:rFonts w:ascii="Calibri" w:hAnsi="Calibri" w:cs="Calibri"/>
+          <w:color w:val="222222"/>
+          <w:sz w:val="22"/>
+          <w:szCs w:val="22"/>
+        </w:rPr>
+        <w:t> </w:t>
+      </w:r>
+    </w:p>
+    <w:p>
+      <w:pPr>
+        <w:pStyle w:val="NormalWeb"/>
+        <w:spacing w:before="0" w:beforeAutospacing="0" w:after="0" w:afterAutospacing="0"/>
+        <w:rPr>
+          <w:rFonts w:ascii="Calibri" w:hAnsi="Calibri" w:cs="Calibri"/>
+          <w:color w:val="222222"/>
+          <w:sz w:val="22"/>
+          <w:szCs w:val="22"/>
+        </w:rPr>
+      </w:pPr>
+      <w:r>
+        <w:rPr>
+          <w:rFonts w:ascii="Calibri" w:hAnsi="Calibri" w:cs="Calibri"/>
+          <w:b/>
+          <w:bCs/>
+          <w:color w:val="222222"/>
+          <w:sz w:val="22"/>
+          <w:szCs w:val="22"/>
+        </w:rPr>
+        <w:t>Lindsay Tobin</w:t>
+      </w:r>
+    </w:p>
+    <w:p>
+      <w:pPr>
+        <w:pStyle w:val="NormalWeb"/>
+        <w:spacing w:before="0" w:beforeAutospacing="0" w:after="0" w:afterAutospacing="0"/>
+        <w:rPr>
+          <w:rFonts w:ascii="Arial" w:hAnsi="Arial" w:cs="Arial"/>
+          <w:color w:val="222222"/>
+        </w:rPr>
+      </w:pPr>
+      <w:r>
+        <w:rPr>
+          <w:rFonts w:ascii="Calibri" w:hAnsi="Calibri" w:cs="Calibri"/>
+          <w:color w:val="000000"/>
+          <w:sz w:val="22"/>
+          <w:szCs w:val="22"/>
+          <w:shd w:val="clear" w:color="auto" w:fill="FFFFFF"/>
+        </w:rPr>
+        <w:t>Co-Founder &amp; COO</w:t>
+      </w:r>
+    </w:p>
+    <w:p>
+      <w:pPr>
+        <w:pStyle w:val="NormalWeb"/>
+        <w:spacing w:before="0" w:beforeAutospacing="0" w:after="0" w:afterAutospacing="0"/>
+        <w:rPr>
+          <w:rFonts w:ascii="Arial" w:hAnsi="Arial" w:cs="Arial"/>
+          <w:color w:val="222222"/>
+        </w:rPr>
+      </w:pPr>
+      <w:r>
+        <w:rPr>
+          <w:rFonts w:ascii="Calibri" w:hAnsi="Calibri" w:cs="Calibri"/>
+          <w:color w:val="222222"/>
+          <w:sz w:val="22"/>
+          <w:szCs w:val="22"/>
+        </w:rPr>
+        <w:t>Mobile: 0405646451 </w:t>
+      </w:r>
+      <w:r>
+        <w:rPr>
+          <w:rFonts w:ascii="Arial" w:hAnsi="Arial" w:cs="Arial"/>
+          <w:color w:val="212121"/>
+          <w:shd w:val="clear" w:color="auto" w:fill="FFFFFF"/>
+        </w:rPr>
+        <w:t>|</w:t>
+      </w:r>
+      <w:hyperlink r:id="rId37" w:tgtFrame="_blank" w:tooltip="file:///Applications/Microsoft%20Outlook.app/Contents/Frameworks/EmailRendererKit.framework/Resources/www.celrevive.com%20" w:history="1">
+        <w:r>
+          <w:rPr>
+            <w:rStyle w:val="Hyperlink"/>
+            <w:rFonts w:ascii="Arial" w:hAnsi="Arial" w:cs="Arial"/>
+            <w:color w:val="467886"/>
+            <w:shd w:val="clear" w:color="auto" w:fill="FFFFFF"/>
+          </w:rPr>
+          <w:t>www.celrevive.com</w:t>
+        </w:r>
+      </w:hyperlink>
+      <w:r>
+        <w:rPr>
+          <w:rFonts w:ascii="Arial" w:hAnsi="Arial" w:cs="Arial"/>
+          <w:color w:val="212121"/>
+          <w:shd w:val="clear" w:color="auto" w:fill="FFFFFF"/>
+        </w:rPr>
+        <w:t> |</w:t>
+      </w:r>
+      <w:proofErr w:type="gramStart"/>
+      <w:r>
+        <w:rPr>
+          <w:rFonts w:ascii="Arial" w:hAnsi="Arial" w:cs="Arial"/>
+          <w:color w:val="212121"/>
+          <w:shd w:val="clear" w:color="auto" w:fill="FFFFFF"/>
+        </w:rPr>
+        <w:t>  </w:t>
+      </w:r>
+      <w:proofErr w:type="gramEnd"/>
+      <w:hyperlink r:id="rId38" w:tgtFrame="_blank" w:tooltip="http://www.effiderma.com/" w:history="1">
         <w:r>
           <w:rPr>
             <w:rStyle w:val="Hyperlink"/>
@@ -7067,13 +8174,8 @@
         </w:rPr>
       </w:pPr>
     </w:p>
-    <w:p>
-      <w:pPr>
-        <w:jc w:val="both"/>
-      </w:pPr>
-    </w:p>
     <w:sectPr>
-      <w:footerReference w:type="default" r:id="rId34"/>
+      <w:footerReference w:type="default" r:id="rId39"/>
       <w:pgSz w:w="11906" w:h="16838"/>
       <w:pgMar w:top="1440" w:right="1440" w:bottom="1440" w:left="1440" w:header="708" w:footer="708" w:gutter="0"/>
       <w:cols w:space="708"/>
@@ -7995,6 +9097,7 @@
   <w:style w:type="character" w:default="1" w:styleId="DefaultParagraphFont">
     <w:name w:val="Default Paragraph Font"/>
     <w:uiPriority w:val="1"/>
+    <w:semiHidden/>
     <w:unhideWhenUsed/>
   </w:style>
   <w:style w:type="table" w:default="1" w:styleId="TableNormal">
@@ -8499,7 +9602,7 @@
 </file>
 
 <file path=customXml/itemProps1.xml><?xml version="1.0" encoding="utf-8"?>
-<ds:datastoreItem xmlns:ds="http://schemas.openxmlformats.org/officeDocument/2006/customXml" ds:itemID="{92E4B761-C109-49E6-8BDB-163D3626CA86}">
+<ds:datastoreItem xmlns:ds="http://schemas.openxmlformats.org/officeDocument/2006/customXml" ds:itemID="{8A64D47F-2ACC-4E24-A30E-1DE96E8D0AD5}">
   <ds:schemaRefs>
     <ds:schemaRef ds:uri="http://schemas.openxmlformats.org/officeDocument/2006/bibliography"/>
   </ds:schemaRefs>
